--- a/Java Full Stack/Sai_Manda_Java_Full_Stack_Developer.docx
+++ b/Java Full Stack/Sai_Manda_Java_Full_Stack_Developer.docx
@@ -87,7 +87,13 @@
         <w:spacing w:before="80" w:after="80"/>
       </w:pPr>
       <w:r>
-        <w:t>Java Full Stack Developer with 5.5 years of experience building and scaling enterprise applications</w:t>
+        <w:t>Java Full Stack Developer with 5.</w:t>
+      </w:r>
+      <w:r>
+        <w:t>6</w:t>
+      </w:r>
+      <w:r>
+        <w:t xml:space="preserve"> years of experience building and scaling enterprise applications</w:t>
       </w:r>
       <w:r>
         <w:t xml:space="preserve">. </w:t>
